--- a/courts/ninth-circuit/california/state/court-of-appeal-first-district/reply-brief/usage/OUTPUT-reply-brief.docx
+++ b/courts/ninth-circuit/california/state/court-of-appeal-first-district/reply-brief/usage/OUTPUT-reply-brief.docx
@@ -432,11 +432,7 @@
         <w:t xml:space="preserve"> </w:t>
       </w:r>
       <w:r>
-        <w:t xml:space="preserve">CGC</w:t>
-        <w:noBreakHyphen/>
-        <w:t xml:space="preserve">20</w:t>
-        <w:noBreakHyphen/>
-        <w:t xml:space="preserve">586763</w:t>
+        <w:t xml:space="preserve">CGC-⁠20-⁠586763</w:t>
       </w:r>
     </w:p>
     <w:p>
@@ -776,9 +772,7 @@
         <w:t xml:space="preserve"> </w:t>
       </w:r>
       <w:r>
-        <w:t xml:space="preserve">94102</w:t>
-        <w:noBreakHyphen/>
-        <w:t xml:space="preserve">5408</w:t>
+        <w:t xml:space="preserve">94102-⁠5408</w:t>
       </w:r>
     </w:p>
     <w:p>
@@ -800,9 +794,7 @@
         <w:t xml:space="preserve"> </w:t>
       </w:r>
       <w:r>
-        <w:t xml:space="preserve">554</w:t>
-        <w:noBreakHyphen/>
-        <w:t xml:space="preserve">3800</w:t>
+        <w:t xml:space="preserve">554-⁠3800</w:t>
       </w:r>
     </w:p>
     <w:p>
@@ -824,9 +816,7 @@
         <w:t xml:space="preserve"> </w:t>
       </w:r>
       <w:r>
-        <w:t xml:space="preserve">437</w:t>
-        <w:noBreakHyphen/>
-        <w:t xml:space="preserve">4644</w:t>
+        <w:t xml:space="preserve">437-⁠4644</w:t>
       </w:r>
     </w:p>
     <w:p>
@@ -6694,13 +6684,7 @@
         <w:pStyle w:val="BodyText"/>
       </w:pPr>
       <w:r>
-        <w:t xml:space="preserve">Respondents admit that the Tenderloin neighborhood is the epicenter of the drug crisis in San Francisco. The trial court found that “there can be little doubt that illegal drug-dealing in the Tenderloin, and the other conduct associated with it . . . constitutes a public nuisance that affects the entire Tenderloin neighborhood.” (8 AA2329:22</w:t>
-      </w:r>
-      <w:r>
-        <w:noBreakHyphen/>
-      </w:r>
-      <w:r>
-        <w:t xml:space="preserve">25.) Ironically, Respondents fault the government for failing to remedy the situation, while denying the government’s ability to do one thing that would affirmatively protect the neighborhood’s residents from its primary scourge – enjoin out-of-town drug dealers from coming into the neighborhood to peddle their deadly wares.</w:t>
+        <w:t xml:space="preserve">Respondents admit that the Tenderloin neighborhood is the epicenter of the drug crisis in San Francisco. The trial court found that “there can be little doubt that illegal drug-dealing in the Tenderloin, and the other conduct associated with it . . . constitutes a public nuisance that affects the entire Tenderloin neighborhood.” (8 AA2329:22-⁠25.) Ironically, Respondents fault the government for failing to remedy the situation, while denying the government’s ability to do one thing that would affirmatively protect the neighborhood’s residents from its primary scourge – enjoin out-of-town drug dealers from coming into the neighborhood to peddle their deadly wares.</w:t>
       </w:r>
     </w:p>
     <w:p>
@@ -7056,13 +7040,7 @@
         <w:pStyle w:val="BodyText"/>
       </w:pPr>
       <w:r>
-        <w:t xml:space="preserve">Respondents attempt to characterize their crimes as “low-level drug” offenses. Yet, this is contradicted by the record. As the trial court found, each of the four Respondents was arrested multiple times for dealing large quantities of deadly drugs, including fentanyl, methamphetamine, and heroin. (8 AA2331:4</w:t>
-      </w:r>
-      <w:r>
-        <w:noBreakHyphen/>
-      </w:r>
-      <w:r>
-        <w:t xml:space="preserve">11.)</w:t>
+        <w:t xml:space="preserve">Respondents attempt to characterize their crimes as “low-level drug” offenses. Yet, this is contradicted by the record. As the trial court found, each of the four Respondents was arrested multiple times for dealing large quantities of deadly drugs, including fentanyl, methamphetamine, and heroin. (8 AA2331:4-⁠11.)</w:t>
       </w:r>
     </w:p>
     <w:p>
@@ -8852,13 +8830,7 @@
         <w:t xml:space="preserve"> </w:t>
       </w:r>
       <w:r>
-        <w:t xml:space="preserve">at 1147</w:t>
-      </w:r>
-      <w:r>
-        <w:noBreakHyphen/>
-      </w:r>
-      <w:r>
-        <w:t xml:space="preserve">48.). Likewise,</w:t>
+        <w:t xml:space="preserve">at 1147-⁠48.). Likewise,</w:t>
       </w:r>
       <w:r>
         <w:t xml:space="preserve"> </w:t>
@@ -8976,13 +8948,7 @@
         <w:t xml:space="preserve"> </w:t>
       </w:r>
       <w:r>
-        <w:t xml:space="preserve">(1924) 194 Cal. 49, 55</w:t>
-      </w:r>
-      <w:r>
-        <w:noBreakHyphen/>
-      </w:r>
-      <w:r>
-        <w:t xml:space="preserve">59.) And the UCL expressly authorizes injunctions against acts prosecutable under the penal laws. (Bus.</w:t>
+        <w:t xml:space="preserve">(1924) 194 Cal. 49, 55-⁠59.) And the UCL expressly authorizes injunctions against acts prosecutable under the penal laws. (Bus.</w:t>
       </w:r>
       <w:r>
         <w:t xml:space="preserve"> </w:t>
@@ -9726,13 +9692,7 @@
         <w:t xml:space="preserve"> </w:t>
       </w:r>
       <w:r>
-        <w:t xml:space="preserve">at 764</w:t>
-      </w:r>
-      <w:r>
-        <w:noBreakHyphen/>
-      </w:r>
-      <w:r>
-        <w:t xml:space="preserve">65.)</w:t>
+        <w:t xml:space="preserve">at 764-⁠65.)</w:t>
       </w:r>
     </w:p>
     <w:p>
@@ -10129,13 +10089,7 @@
         <w:t xml:space="preserve"> </w:t>
       </w:r>
       <w:r>
-        <w:t xml:space="preserve">at pp. 750</w:t>
-      </w:r>
-      <w:r>
-        <w:noBreakHyphen/>
-      </w:r>
-      <w:r>
-        <w:t xml:space="preserve">751.) If pre-trial imprisonment can be justified by clear and convincing evidence that a person not yet convicted is dangerous or a flight risk, surely clear and convincing evidence that a person is selling illegal and dangerous drugs in a particular neighborhood and is likely to continue to do so is sufficient to justify an order to stay out of that neighborhood. This must be the case, especially when the person has failed to show the existence of other legitimate purposes for their travel into the neighborhood. Indeed, the record reflects that stay-away orders are a normal feature of the pre-trial release of drug arrestees, under Penal</w:t>
+        <w:t xml:space="preserve">at pp. 750-⁠751.) If pre-trial imprisonment can be justified by clear and convincing evidence that a person not yet convicted is dangerous or a flight risk, surely clear and convincing evidence that a person is selling illegal and dangerous drugs in a particular neighborhood and is likely to continue to do so is sufficient to justify an order to stay out of that neighborhood. This must be the case, especially when the person has failed to show the existence of other legitimate purposes for their travel into the neighborhood. Indeed, the record reflects that stay-away orders are a normal feature of the pre-trial release of drug arrestees, under Penal</w:t>
       </w:r>
       <w:r>
         <w:t xml:space="preserve"> </w:t>
@@ -11196,13 +11150,7 @@
         <w:t xml:space="preserve"> </w:t>
       </w:r>
       <w:r>
-        <w:t xml:space="preserve">(1974) 42 Cal.App.3d 556, 562</w:t>
-      </w:r>
-      <w:r>
-        <w:noBreakHyphen/>
-      </w:r>
-      <w:r>
-        <w:t xml:space="preserve">63 [“just as a court order for the incarceration of a convicted lawbreaker impinges on all sorts of constitutional rights, so does the abatement order”];</w:t>
+        <w:t xml:space="preserve">(1974) 42 Cal.App.3d 556, 562-⁠63 [“just as a court order for the incarceration of a convicted lawbreaker impinges on all sorts of constitutional rights, so does the abatement order”];</w:t>
       </w:r>
       <w:r>
         <w:t xml:space="preserve"> </w:t>
@@ -11479,13 +11427,7 @@
         <w:t xml:space="preserve"> </w:t>
       </w:r>
       <w:r>
-        <w:t xml:space="preserve">(Ohio 2001) 755 N.E.2d 857, 866</w:t>
-      </w:r>
-      <w:r>
-        <w:noBreakHyphen/>
-      </w:r>
-      <w:r>
-        <w:t xml:space="preserve">67 [holding that ordinance was not narrowly tailored because it applied even without evidence that a crime occurred or that a particular person was likely to repeat his criminal activity].) Here, of course, the trial court did find that each of the individual Respondents had engaged in repeated illegal drug sales in the Tenderloin and was likely to engage in additional illegal drug sales in the neighborhood in the absence of the proposed injunction. It is therefore disingenuous for Respondents to complain that the proposed injunctions sweep as broadly as these ordinances.</w:t>
+        <w:t xml:space="preserve">(Ohio 2001) 755 N.E.2d 857, 866-⁠67 [holding that ordinance was not narrowly tailored because it applied even without evidence that a crime occurred or that a particular person was likely to repeat his criminal activity].) Here, of course, the trial court did find that each of the individual Respondents had engaged in repeated illegal drug sales in the Tenderloin and was likely to engage in additional illegal drug sales in the neighborhood in the absence of the proposed injunction. It is therefore disingenuous for Respondents to complain that the proposed injunctions sweep as broadly as these ordinances.</w:t>
       </w:r>
     </w:p>
     <w:p>
@@ -11501,13 +11443,7 @@
         <w:pStyle w:val="BodyText"/>
       </w:pPr>
       <w:r>
-        <w:t xml:space="preserve">Since the beginning of 2020, the illegal drug trade has taken the lives of twice as many San Franciscans as the COVID</w:t>
-      </w:r>
-      <w:r>
-        <w:noBreakHyphen/>
-      </w:r>
-      <w:r>
-        <w:t xml:space="preserve">19 pandemic. In that time, the courts have upheld far more draconian restrictions, passed by general order, on law-abiding City residents’ right to intrastate travel. San Franciscans have been prohibited from leaving their homes, going to playgrounds and other public places, and traveling for “non-essential” purposes. Here, the People seek only to restrict the ability of specific individuals to continue to go into a neighborhood to which their only connection is the illegal drug trade. And yet Respondents, and the trial court, found the proposed injunction could not be narrowly tailored, without ever considering whether the proposed exceptions and evidence-based carve-outs would render it constitutional in individual cases. This Court should reject such an extreme limitation on the People’s ability to take necessary actions to abate a nuisance that will otherwise continue to metastasize on the streets of the Tenderloin, rendering it all but uninhabitable for those who actually live and work there.</w:t>
+        <w:t xml:space="preserve">Since the beginning of 2020, the illegal drug trade has taken the lives of twice as many San Franciscans as the COVID-⁠19 pandemic. In that time, the courts have upheld far more draconian restrictions, passed by general order, on law-abiding City residents’ right to intrastate travel. San Franciscans have been prohibited from leaving their homes, going to playgrounds and other public places, and traveling for “non-essential” purposes. Here, the People seek only to restrict the ability of specific individuals to continue to go into a neighborhood to which their only connection is the illegal drug trade. And yet Respondents, and the trial court, found the proposed injunction could not be narrowly tailored, without ever considering whether the proposed exceptions and evidence-based carve-outs would render it constitutional in individual cases. This Court should reject such an extreme limitation on the People’s ability to take necessary actions to abate a nuisance that will otherwise continue to metastasize on the streets of the Tenderloin, rendering it all but uninhabitable for those who actually live and work there.</w:t>
       </w:r>
     </w:p>
     <w:p>
@@ -12699,11 +12635,7 @@
         <w:t xml:space="preserve"> </w:t>
       </w:r>
       <w:r>
-        <w:t xml:space="preserve">CGC</w:t>
-        <w:noBreakHyphen/>
-        <w:t xml:space="preserve">20</w:t>
-        <w:noBreakHyphen/>
-        <w:t xml:space="preserve">586763</w:t>
+        <w:t xml:space="preserve">CGC-⁠20-⁠586763</w:t>
       </w:r>
     </w:p>
     <w:p>
@@ -13508,9 +13440,7 @@
               <w:t xml:space="preserve"> </w:t>
             </w:r>
             <w:r>
-              <w:t xml:space="preserve">94105</w:t>
-              <w:noBreakHyphen/>
-              <w:t xml:space="preserve">2933,</w:t>
+              <w:t xml:space="preserve">94105-⁠2933,</w:t>
             </w:r>
             <w:r>
               <w:t xml:space="preserve"> </w:t>
@@ -13852,9 +13782,7 @@
               <w:t xml:space="preserve"> </w:t>
             </w:r>
             <w:r>
-              <w:t xml:space="preserve">94102</w:t>
-              <w:noBreakHyphen/>
-              <w:t xml:space="preserve">7004</w:t>
+              <w:t xml:space="preserve">94102-⁠7004</w:t>
             </w:r>
           </w:p>
           <w:p>
@@ -14031,9 +13959,7 @@
               <w:t xml:space="preserve"> </w:t>
             </w:r>
             <w:r>
-              <w:t xml:space="preserve">90013</w:t>
-              <w:noBreakHyphen/>
-              <w:t xml:space="preserve">1230</w:t>
+              <w:t xml:space="preserve">90013-⁠1230</w:t>
             </w:r>
           </w:p>
           <w:p>
@@ -15504,7 +15430,7 @@
     <w:qFormat/>
     <w:pPr>
       <w:keepLines/>
-      <w:spacing w:before="0" w:after="130" w:line="312" w:lineRule="exact"/>
+      <w:spacing w:before="13" w:after="130" w:line="312" w:lineRule="exact"/>
     </w:pPr>
     <w:rPr>
       <w:sz w:val="26"/>

--- a/courts/ninth-circuit/california/state/court-of-appeal-first-district/reply-brief/usage/OUTPUT-reply-brief.docx
+++ b/courts/ninth-circuit/california/state/court-of-appeal-first-district/reply-brief/usage/OUTPUT-reply-brief.docx
@@ -3586,7 +3586,7 @@
         <w:tab/>
       </w:r>
       <w:r>
-        <w:t xml:space="preserve">22</w:t>
+        <w:t xml:space="preserve">21</w:t>
       </w:r>
     </w:p>
     <w:p>
